--- a/shinmok1/pack/text/H1EXT26-KAIST_SET.docx
+++ b/shinmok1/pack/text/H1EXT26-KAIST_SET.docx
@@ -1160,7 +1160,7 @@
           <w:sz w:val="17"/>
           <w:u w:val="none"/>
         </w:rPr>
-        <w:t>though / they / live / together / in groups / they / keep / enough / distant / between themselves</w:t>
+        <w:t>they / they / together / in groups / keep / enough / though / live / distant / between themselves</w:t>
       </w:r>
     </w:p>
     <w:p>
@@ -1695,7 +1695,7 @@
           <w:sz w:val="17"/>
           <w:u w:val="none"/>
         </w:rPr>
-        <w:t>they / just / babble / on / gradual / acquiring / more sounds</w:t>
+        <w:t>just / babble / they / on / gradual / more sounds / acquiring</w:t>
       </w:r>
     </w:p>
     <w:p>
